--- a/Collatio/12/1. Textos/2. Limpios/12-A.docx
+++ b/Collatio/12/1. Textos/2. Limpios/12-A.docx
@@ -1,13 +1,22 @@
 
 <file path=word/document.xml><?xml version="1.0" encoding="utf-8"?>
-<w:document xmlns:wpc="http://schemas.microsoft.com/office/word/2010/wordprocessingCanvas" xmlns:cx="http://schemas.microsoft.com/office/drawing/2014/chartex" xmlns:cx1="http://schemas.microsoft.com/office/drawing/2015/9/8/chartex" xmlns:cx2="http://schemas.microsoft.com/office/drawing/2015/10/21/chartex" xmlns:cx3="http://schemas.microsoft.com/office/drawing/2016/5/9/chartex" xmlns:cx4="http://schemas.microsoft.com/office/drawing/2016/5/10/chartex" xmlns:cx5="http://schemas.microsoft.com/office/drawing/2016/5/11/chartex" xmlns:cx6="http://schemas.microsoft.com/office/drawing/2016/5/12/chartex" xmlns:cx7="http://schemas.microsoft.com/office/drawing/2016/5/13/chartex" xmlns:cx8="http://schemas.microsoft.com/office/drawing/2016/5/14/chartex" xmlns:mc="http://schemas.openxmlformats.org/markup-compatibility/2006" xmlns:aink="http://schemas.microsoft.com/office/drawing/2016/ink" xmlns:am3d="http://schemas.microsoft.com/office/drawing/2017/model3d" xmlns:o="urn:schemas-microsoft-com:office:office" xmlns:oel="http://schemas.microsoft.com/office/2019/extlst" xmlns:r="http://schemas.openxmlformats.org/officeDocument/2006/relationships" xmlns:m="http://schemas.openxmlformats.org/officeDocument/2006/math" xmlns:v="urn:schemas-microsoft-com:vml" xmlns:wp14="http://schemas.microsoft.com/office/word/2010/wordprocessingDrawing" xmlns:wp="http://schemas.openxmlformats.org/drawingml/2006/wordprocessingDrawing" xmlns:w10="urn:schemas-microsoft-com:office:word" xmlns:w="http://schemas.openxmlformats.org/wordprocessingml/2006/main" xmlns:w14="http://schemas.microsoft.com/office/word/2010/wordml" xmlns:w15="http://schemas.microsoft.com/office/word/2012/wordml" xmlns:w16cex="http://schemas.microsoft.com/office/word/2018/wordml/cex" xmlns:w16cid="http://schemas.microsoft.com/office/word/2016/wordml/cid" xmlns:w16="http://schemas.microsoft.com/office/word/2018/wordml" xmlns:w16sdtdh="http://schemas.microsoft.com/office/word/2020/wordml/sdtdatahash" xmlns:w16se="http://schemas.microsoft.com/office/word/2015/wordml/symex" xmlns:wpg="http://schemas.microsoft.com/office/word/2010/wordprocessingGroup" xmlns:wpi="http://schemas.microsoft.com/office/word/2010/wordprocessingInk" xmlns:wne="http://schemas.microsoft.com/office/word/2006/wordml" xmlns:wps="http://schemas.microsoft.com/office/word/2010/wordprocessingShape" mc:Ignorable="w14 w15 w16se w16cid w16 w16cex w16sdtdh wp14">
+<w:document xmlns:wpc="http://schemas.microsoft.com/office/word/2010/wordprocessingCanvas" xmlns:cx="http://schemas.microsoft.com/office/drawing/2014/chartex" xmlns:cx1="http://schemas.microsoft.com/office/drawing/2015/9/8/chartex" xmlns:cx2="http://schemas.microsoft.com/office/drawing/2015/10/21/chartex" xmlns:cx3="http://schemas.microsoft.com/office/drawing/2016/5/9/chartex" xmlns:cx4="http://schemas.microsoft.com/office/drawing/2016/5/10/chartex" xmlns:cx5="http://schemas.microsoft.com/office/drawing/2016/5/11/chartex" xmlns:cx6="http://schemas.microsoft.com/office/drawing/2016/5/12/chartex" xmlns:cx7="http://schemas.microsoft.com/office/drawing/2016/5/13/chartex" xmlns:cx8="http://schemas.microsoft.com/office/drawing/2016/5/14/chartex" xmlns:mc="http://schemas.openxmlformats.org/markup-compatibility/2006" xmlns:aink="http://schemas.microsoft.com/office/drawing/2016/ink" xmlns:am3d="http://schemas.microsoft.com/office/drawing/2017/model3d" xmlns:o="urn:schemas-microsoft-com:office:office" xmlns:oel="http://schemas.microsoft.com/office/2019/extlst" xmlns:r="http://schemas.openxmlformats.org/officeDocument/2006/relationships" xmlns:m="http://schemas.openxmlformats.org/officeDocument/2006/math" xmlns:v="urn:schemas-microsoft-com:vml" xmlns:wp14="http://schemas.microsoft.com/office/word/2010/wordprocessingDrawing" xmlns:wp="http://schemas.openxmlformats.org/drawingml/2006/wordprocessingDrawing" xmlns:w10="urn:schemas-microsoft-com:office:word" xmlns:w="http://schemas.openxmlformats.org/wordprocessingml/2006/main" xmlns:w14="http://schemas.microsoft.com/office/word/2010/wordml" xmlns:w15="http://schemas.microsoft.com/office/word/2012/wordml" xmlns:w16cex="http://schemas.microsoft.com/office/word/2018/wordml/cex" xmlns:w16cid="http://schemas.microsoft.com/office/word/2016/wordml/cid" xmlns:w16="http://schemas.microsoft.com/office/word/2018/wordml" xmlns:w16du="http://schemas.microsoft.com/office/word/2023/wordml/word16du" xmlns:w16sdtdh="http://schemas.microsoft.com/office/word/2020/wordml/sdtdatahash" xmlns:w16sdtfl="http://schemas.microsoft.com/office/word/2024/wordml/sdtformatlock" xmlns:w16se="http://schemas.microsoft.com/office/word/2015/wordml/symex" xmlns:wpg="http://schemas.microsoft.com/office/word/2010/wordprocessingGroup" xmlns:wpi="http://schemas.microsoft.com/office/word/2010/wordprocessingInk" xmlns:wne="http://schemas.microsoft.com/office/word/2006/wordml" xmlns:wps="http://schemas.microsoft.com/office/word/2010/wordprocessingShape" mc:Ignorable="w14 w15 w16se w16cid w16 w16cex w16sdtdh w16sdtfl w16du wp14">
   <w:body>
     <w:p>
+      <w:pPr>
+        <w:rPr>
+          <w:rFonts w:ascii="Brill" w:hAnsi="Brill"/>
+        </w:rPr>
+      </w:pPr>
       <w:r>
+        <w:rPr>
+          <w:rFonts w:ascii="Brill" w:hAnsi="Brill"/>
+        </w:rPr>
         <w:t xml:space="preserve">E pregunto el dicipulo maestro ruego te que me digas de aquel tienpo que andido nuestro señor encerrado en el vientre de santa Maria su madre como finco el cielo e la tierra o quien finco en su logar ca segund que lo yo entiendo tu me dizes que son tres personas e un dios pues si quisieres dezir de aquellas tres personas que se encerro en el su vientre la una d ellas o las dos esta es una razon e si dizes que fueron todas tres y encerradas dame recabdo quien fincaba fuera en su logar para mantener el mundo e el cielo e la tierra e las otras criaturas que en ella son este primero que paresce a nos pues quando el nuestro señor esta en el mast alto cielo que es en el nobeno para mientes por todo eso en los cielos e en la tierra sin menguar ninguna cosa de lo qu el ordeno que se non faga todo asi como el mando e esto mismo e en cada uno de los cielos que yo te ya dixe que como quier que paresce que dios esta en un logar en cada logar esta el pues vien d esta guisa era quando andava en el vientre de santa Maria como quier que parescie que alli estava encerrado en todo estava el vien como enantes que por aquello non se mengua el poder nin la grandeza e a lo que me demandeste de las tres personas si estavan y encerradas la una o las dos o las tres sepas que todas tres fueron y ca estas tres todas se encierran en un dios e por esto dizen la nuestra creencia en el salmo </w:t>
       </w:r>
       <w:r>
         <w:rPr>
+          <w:rFonts w:ascii="Brill" w:hAnsi="Brill"/>
           <w:color w:val="ED7D31" w:themeColor="accent2"/>
           <w:lang w:val="es-ES"/>
         </w:rPr>
@@ -15,12 +24,14 @@
       </w:r>
       <w:r>
         <w:rPr>
+          <w:rFonts w:ascii="Brill" w:hAnsi="Brill"/>
           <w:color w:val="ED7D31" w:themeColor="accent2"/>
         </w:rPr>
         <w:t xml:space="preserve">uicumque </w:t>
       </w:r>
       <w:r>
         <w:rPr>
+          <w:rFonts w:ascii="Brill" w:hAnsi="Brill"/>
           <w:color w:val="ED7D31" w:themeColor="accent2"/>
           <w:lang w:val="es-ES"/>
         </w:rPr>
@@ -28,20 +39,28 @@
       </w:r>
       <w:r>
         <w:rPr>
+          <w:rFonts w:ascii="Brill" w:hAnsi="Brill"/>
           <w:color w:val="ED7D31" w:themeColor="accent2"/>
         </w:rPr>
         <w:t>ult qualis pater talis filius talis spiritus sanctus</w:t>
       </w:r>
       <w:r>
+        <w:rPr>
+          <w:rFonts w:ascii="Brill" w:hAnsi="Brill"/>
+        </w:rPr>
         <w:t xml:space="preserve"> e quiere dezir qual es el padre tal es el fijo tal es el spiritu santo pues se da a entender en aquellas palabras que pues el padre tomava carne asi la tomava el fijo e el spiritu santo e por que se da a entender que tal era el uno como el otro que todo era un dios e una persona e se oviese estremança entre el uno e el otro luego abrie a ser departi</w:t>
       </w:r>
       <w:r>
         <w:rPr>
+          <w:rFonts w:ascii="Brill" w:hAnsi="Brill"/>
           <w:lang w:val="es-ES"/>
         </w:rPr>
         <w:t>d</w:t>
       </w:r>
       <w:r>
+        <w:rPr>
+          <w:rFonts w:ascii="Brill" w:hAnsi="Brill"/>
+        </w:rPr>
         <w:t>a la una parte de la otra e avrie a seer un dios o tres mas por que es todo uno por eso a de seer todo de una natura en todas las cosas</w:t>
       </w:r>
     </w:p>
@@ -56,7 +75,7 @@
 </file>
 
 <file path=word/styles.xml><?xml version="1.0" encoding="utf-8"?>
-<w:styles xmlns:mc="http://schemas.openxmlformats.org/markup-compatibility/2006" xmlns:r="http://schemas.openxmlformats.org/officeDocument/2006/relationships" xmlns:w="http://schemas.openxmlformats.org/wordprocessingml/2006/main" xmlns:w14="http://schemas.microsoft.com/office/word/2010/wordml" xmlns:w15="http://schemas.microsoft.com/office/word/2012/wordml" xmlns:w16cex="http://schemas.microsoft.com/office/word/2018/wordml/cex" xmlns:w16cid="http://schemas.microsoft.com/office/word/2016/wordml/cid" xmlns:w16="http://schemas.microsoft.com/office/word/2018/wordml" xmlns:w16sdtdh="http://schemas.microsoft.com/office/word/2020/wordml/sdtdatahash" xmlns:w16se="http://schemas.microsoft.com/office/word/2015/wordml/symex" mc:Ignorable="w14 w15 w16se w16cid w16 w16cex w16sdtdh">
+<w:styles xmlns:mc="http://schemas.openxmlformats.org/markup-compatibility/2006" xmlns:r="http://schemas.openxmlformats.org/officeDocument/2006/relationships" xmlns:w="http://schemas.openxmlformats.org/wordprocessingml/2006/main" xmlns:w14="http://schemas.microsoft.com/office/word/2010/wordml" xmlns:w15="http://schemas.microsoft.com/office/word/2012/wordml" xmlns:w16cex="http://schemas.microsoft.com/office/word/2018/wordml/cex" xmlns:w16cid="http://schemas.microsoft.com/office/word/2016/wordml/cid" xmlns:w16="http://schemas.microsoft.com/office/word/2018/wordml" xmlns:w16du="http://schemas.microsoft.com/office/word/2023/wordml/word16du" xmlns:w16sdtdh="http://schemas.microsoft.com/office/word/2020/wordml/sdtdatahash" xmlns:w16sdtfl="http://schemas.microsoft.com/office/word/2024/wordml/sdtformatlock" xmlns:w16se="http://schemas.microsoft.com/office/word/2015/wordml/symex" mc:Ignorable="w14 w15 w16se w16cid w16 w16cex w16sdtdh w16sdtfl w16du">
   <w:docDefaults>
     <w:rPrDefault>
       <w:rPr>
